--- a/public/gallery/examples/customer-success-manager/fr/resume.docx
+++ b/public/gallery/examples/customer-success-manager/fr/resume.docx
@@ -66,7 +66,7 @@
         </w:rPr>
         <w:t xml:space="preserve">📧 </w:t>
       </w:r>
-      <w:hyperlink w:history="1" r:id="rIdd8hih5xuwbfbl45llkhj0">
+      <w:hyperlink w:history="1" r:id="rIdxzdxl7xwkh7e-v5iunzuf">
         <w:r>
           <w:rPr>
             <w:sz w:val="18"/>
@@ -89,7 +89,7 @@
         </w:rPr>
         <w:t xml:space="preserve">🔗 </w:t>
       </w:r>
-      <w:hyperlink w:history="1" r:id="rId8vtdrdxrmsi541h0tic90">
+      <w:hyperlink w:history="1" r:id="rIdjwublmtbvnvhae7wycz-x">
         <w:r>
           <w:rPr>
             <w:sz w:val="18"/>
@@ -124,7 +124,7 @@
         <w:spacing w:after="200" w:line="276"/>
         <w:jc w:val="center"/>
       </w:pPr>
-      <w:hyperlink w:history="1" r:id="rId2jqqeun8_lqbulq-obyap">
+      <w:hyperlink w:history="1" r:id="rIdp5crd-pndn58h7ge0m4ub">
         <w:r>
           <w:rPr>
             <w:sz w:val="18"/>
@@ -140,7 +140,7 @@
         </w:rPr>
         <w:t xml:space="preserve"> • </w:t>
       </w:r>
-      <w:hyperlink w:history="1" r:id="rIdxjvs5_aojupyitcz3loh_">
+      <w:hyperlink w:history="1" r:id="rId8kux7nctaquvqcvs8sklz">
         <w:r>
           <w:rPr>
             <w:sz w:val="18"/>
@@ -280,7 +280,7 @@
         </w:rPr>
         <w:t xml:space="preserve">	</w:t>
       </w:r>
-      <w:hyperlink w:history="1" r:id="rIdhurw_4fpwtju_kq8ckaxg">
+      <w:hyperlink w:history="1" r:id="rIdp2vhkwjq--phb1ddsmckj">
         <w:r>
           <w:rPr>
             <w:sz w:val="18"/>
@@ -405,7 +405,7 @@
         </w:rPr>
         <w:t xml:space="preserve">	</w:t>
       </w:r>
-      <w:hyperlink w:history="1" r:id="rIdnksicmggmkqcq69a-bap1">
+      <w:hyperlink w:history="1" r:id="rIduwswzyykwmwc2tf1isznp">
         <w:r>
           <w:rPr>
             <w:sz w:val="18"/>
@@ -530,7 +530,7 @@
         </w:rPr>
         <w:t xml:space="preserve">	</w:t>
       </w:r>
-      <w:hyperlink w:history="1" r:id="rIdolps3rckb9jni2udikbac">
+      <w:hyperlink w:history="1" r:id="rIdkchtup84agi7fitvlqcbm">
         <w:r>
           <w:rPr>
             <w:sz w:val="18"/>
@@ -693,7 +693,7 @@
         </w:rPr>
         <w:t xml:space="preserve">	</w:t>
       </w:r>
-      <w:hyperlink w:history="1" r:id="rIdh2a10ne4gjy7xgfdzj3nd">
+      <w:hyperlink w:history="1" r:id="rId5e9bgexvuwtmuzc6aevkj">
         <w:r>
           <w:rPr>
             <w:sz w:val="18"/>
@@ -837,7 +837,7 @@
         </w:rPr>
         <w:t xml:space="preserve">	</w:t>
       </w:r>
-      <w:hyperlink w:history="1" r:id="rIdgyhsd8z7gbvocjkeinl_t">
+      <w:hyperlink w:history="1" r:id="rIdynyo2gsd6wcrmsn6skfdb">
         <w:r>
           <w:rPr>
             <w:sz w:val="18"/>
@@ -1265,7 +1265,7 @@
         </w:rPr>
         <w:t xml:space="preserve">	</w:t>
       </w:r>
-      <w:hyperlink w:history="1" r:id="rIdzbv6ea4rppxztd_6p8wp9">
+      <w:hyperlink w:history="1" r:id="rIdxf6do3c2hmgactbrh8uc6">
         <w:r>
           <w:rPr>
             <w:sz w:val="18"/>
@@ -1350,7 +1350,7 @@
         </w:rPr>
         <w:t xml:space="preserve">	</w:t>
       </w:r>
-      <w:hyperlink w:history="1" r:id="rIdzskhgcwg79cpzrmc4vma3">
+      <w:hyperlink w:history="1" r:id="rId_rlpnv0xk1vgjxkrgrf5_">
         <w:r>
           <w:rPr>
             <w:sz w:val="18"/>
@@ -1447,7 +1447,7 @@
         </w:rPr>
         <w:t xml:space="preserve">	</w:t>
       </w:r>
-      <w:hyperlink w:history="1" r:id="rId8imqigc4ais_7uwmyn_sz">
+      <w:hyperlink w:history="1" r:id="rIdaoin4uptkez-qmmyoabfn">
         <w:r>
           <w:rPr>
             <w:sz w:val="18"/>
@@ -1692,7 +1692,7 @@
         </w:rPr>
         <w:t xml:space="preserve">	</w:t>
       </w:r>
-      <w:hyperlink w:history="1" r:id="rIdcgerx5cb4iix2lfndpy-w">
+      <w:hyperlink w:history="1" r:id="rId05lspz7zbgwt0oyvto6t9">
         <w:r>
           <w:rPr>
             <w:sz w:val="18"/>
